--- a/backend_api/templates/port_captancy_template.docx
+++ b/backend_api/templates/port_captancy_template.docx
@@ -10,7 +10,15 @@
         <w:t xml:space="preserve"> </w:t>
       </w:r>
       <w:r>
-        <w:t>{port}</w:t>
+        <w:t>{</w:t>
+      </w:r>
+      <w:proofErr w:type="spellStart"/>
+      <w:r>
+        <w:t>port</w:t>
+      </w:r>
+      <w:proofErr w:type="spellEnd"/>
+      <w:r>
+        <w:t>}</w:t>
       </w:r>
       <w:r>
         <w:t xml:space="preserve">, </w:t>
@@ -22,7 +30,15 @@
         <w:t xml:space="preserve">, </w:t>
       </w:r>
       <w:r>
-        <w:t>{inspection_date}</w:t>
+        <w:t>{</w:t>
+      </w:r>
+      <w:proofErr w:type="spellStart"/>
+      <w:r>
+        <w:t>inspection_date</w:t>
+      </w:r>
+      <w:proofErr w:type="spellEnd"/>
+      <w:r>
+        <w:t>}</w:t>
       </w:r>
       <w:r>
         <w:t>.</w:t>
@@ -119,12 +135,14 @@
         </w:rPr>
         <w:t>{</w:t>
       </w:r>
+      <w:proofErr w:type="spellStart"/>
       <w:r>
         <w:rPr>
           <w:lang w:val="en-US"/>
         </w:rPr>
         <w:t>report_type</w:t>
       </w:r>
+      <w:proofErr w:type="spellEnd"/>
       <w:r>
         <w:rPr>
           <w:lang w:val="en-US"/>
@@ -282,7 +300,14 @@
         <w:rPr>
           <w:lang w:val="en-US"/>
         </w:rPr>
-        <w:t xml:space="preserve">               </w:t>
+        <w:t xml:space="preserve">             </w:t>
+      </w:r>
+      <w:proofErr w:type="gramStart"/>
+      <w:r>
+        <w:rPr>
+          <w:lang w:val="en-US"/>
+        </w:rPr>
+        <w:t xml:space="preserve">  </w:t>
       </w:r>
       <w:r>
         <w:rPr>
@@ -294,7 +319,22 @@
         <w:rPr>
           <w:lang w:val="en-US"/>
         </w:rPr>
-        <w:t>{requested_by}</w:t>
+        <w:t>{</w:t>
+      </w:r>
+      <w:proofErr w:type="spellStart"/>
+      <w:proofErr w:type="gramEnd"/>
+      <w:r>
+        <w:rPr>
+          <w:lang w:val="en-US"/>
+        </w:rPr>
+        <w:t>requested_by</w:t>
+      </w:r>
+      <w:proofErr w:type="spellEnd"/>
+      <w:r>
+        <w:rPr>
+          <w:lang w:val="en-US"/>
+        </w:rPr>
+        <w:t>}</w:t>
       </w:r>
     </w:p>
     <w:p>
@@ -358,13 +398,35 @@
           <w:lang w:val="en-US"/>
         </w:rPr>
         <w:tab/>
-        <w:t xml:space="preserve">    </w:t>
-      </w:r>
-      <w:r>
-        <w:rPr>
-          <w:lang w:val="en-US"/>
-        </w:rPr>
-        <w:t>{arrival_date}</w:t>
+        <w:t xml:space="preserve"> </w:t>
+      </w:r>
+      <w:proofErr w:type="gramStart"/>
+      <w:r>
+        <w:rPr>
+          <w:lang w:val="en-US"/>
+        </w:rPr>
+        <w:t xml:space="preserve">   </w:t>
+      </w:r>
+      <w:r>
+        <w:rPr>
+          <w:lang w:val="en-US"/>
+        </w:rPr>
+        <w:t>{</w:t>
+      </w:r>
+      <w:proofErr w:type="spellStart"/>
+      <w:proofErr w:type="gramEnd"/>
+      <w:r>
+        <w:rPr>
+          <w:lang w:val="en-US"/>
+        </w:rPr>
+        <w:t>arrival_date</w:t>
+      </w:r>
+      <w:proofErr w:type="spellEnd"/>
+      <w:r>
+        <w:rPr>
+          <w:lang w:val="en-US"/>
+        </w:rPr>
+        <w:t>}</w:t>
       </w:r>
       <w:r>
         <w:rPr>
@@ -376,7 +438,22 @@
         <w:rPr>
           <w:lang w:val="en-US"/>
         </w:rPr>
-        <w:t xml:space="preserve">{arrival_hour} </w:t>
+        <w:t>{</w:t>
+      </w:r>
+      <w:proofErr w:type="spellStart"/>
+      <w:r>
+        <w:rPr>
+          <w:lang w:val="en-US"/>
+        </w:rPr>
+        <w:t>arrival_hour</w:t>
+      </w:r>
+      <w:proofErr w:type="spellEnd"/>
+      <w:proofErr w:type="gramStart"/>
+      <w:r>
+        <w:rPr>
+          <w:lang w:val="en-US"/>
+        </w:rPr>
+        <w:t xml:space="preserve">} </w:t>
       </w:r>
       <w:r>
         <w:rPr>
@@ -384,11 +461,26 @@
         </w:rPr>
         <w:t>:</w:t>
       </w:r>
-      <w:r>
-        <w:rPr>
-          <w:lang w:val="en-US"/>
-        </w:rPr>
-        <w:t xml:space="preserve"> {arrival_minute} </w:t>
+      <w:proofErr w:type="gramEnd"/>
+      <w:r>
+        <w:rPr>
+          <w:lang w:val="en-US"/>
+        </w:rPr>
+        <w:t xml:space="preserve"> {</w:t>
+      </w:r>
+      <w:proofErr w:type="spellStart"/>
+      <w:r>
+        <w:rPr>
+          <w:lang w:val="en-US"/>
+        </w:rPr>
+        <w:t>arrival_minute</w:t>
+      </w:r>
+      <w:proofErr w:type="spellEnd"/>
+      <w:r>
+        <w:rPr>
+          <w:lang w:val="en-US"/>
+        </w:rPr>
+        <w:t xml:space="preserve">} </w:t>
       </w:r>
       <w:r>
         <w:rPr>
@@ -425,7 +517,14 @@
           <w:lang w:val="en-US"/>
         </w:rPr>
         <w:tab/>
-        <w:t xml:space="preserve">    </w:t>
+        <w:t xml:space="preserve"> </w:t>
+      </w:r>
+      <w:proofErr w:type="gramStart"/>
+      <w:r>
+        <w:rPr>
+          <w:lang w:val="en-US"/>
+        </w:rPr>
+        <w:t xml:space="preserve">   </w:t>
       </w:r>
       <w:r>
         <w:rPr>
@@ -433,36 +532,45 @@
         </w:rPr>
         <w:t>{</w:t>
       </w:r>
+      <w:proofErr w:type="spellStart"/>
+      <w:proofErr w:type="gramEnd"/>
       <w:r>
         <w:rPr>
           <w:lang w:val="en-US"/>
         </w:rPr>
         <w:t>inspection_date</w:t>
       </w:r>
+      <w:proofErr w:type="spellEnd"/>
       <w:r>
         <w:rPr>
           <w:lang w:val="en-US"/>
         </w:rPr>
         <w:t>} at {</w:t>
       </w:r>
+      <w:proofErr w:type="spellStart"/>
       <w:r>
         <w:rPr>
           <w:lang w:val="en-US"/>
         </w:rPr>
         <w:t>inspection_hour</w:t>
       </w:r>
+      <w:proofErr w:type="spellEnd"/>
+      <w:proofErr w:type="gramStart"/>
       <w:r>
         <w:rPr>
           <w:lang w:val="en-US"/>
         </w:rPr>
         <w:t>}:{</w:t>
       </w:r>
+      <w:proofErr w:type="spellStart"/>
+      <w:proofErr w:type="gramEnd"/>
       <w:r>
         <w:rPr>
           <w:lang w:val="en-US"/>
         </w:rPr>
         <w:t>inspection_minute</w:t>
       </w:r>
+      <w:proofErr w:type="spellEnd"/>
       <w:r>
         <w:rPr>
           <w:lang w:val="en-US"/>
@@ -540,13 +648,27 @@
         <w:rPr>
           <w:lang w:val="en-US"/>
         </w:rPr>
-        <w:t xml:space="preserve">     </w:t>
-      </w:r>
-      <w:r>
-        <w:rPr>
-          <w:lang w:val="en-US"/>
-        </w:rPr>
-        <w:t>{master}</w:t>
+        <w:t xml:space="preserve">  </w:t>
+      </w:r>
+      <w:proofErr w:type="gramStart"/>
+      <w:r>
+        <w:rPr>
+          <w:lang w:val="en-US"/>
+        </w:rPr>
+        <w:t xml:space="preserve">   </w:t>
+      </w:r>
+      <w:r>
+        <w:rPr>
+          <w:lang w:val="en-US"/>
+        </w:rPr>
+        <w:t>{</w:t>
+      </w:r>
+      <w:proofErr w:type="gramEnd"/>
+      <w:r>
+        <w:rPr>
+          <w:lang w:val="en-US"/>
+        </w:rPr>
+        <w:t>master}</w:t>
       </w:r>
     </w:p>
     <w:p>
@@ -576,10 +698,26 @@
         <w:rPr>
           <w:lang w:val="en-US"/>
         </w:rPr>
-        <w:t xml:space="preserve">     </w:t>
-      </w:r>
-      <w:r>
-        <w:t>{chief}</w:t>
+        <w:t xml:space="preserve">  </w:t>
+      </w:r>
+      <w:proofErr w:type="gramStart"/>
+      <w:r>
+        <w:rPr>
+          <w:lang w:val="en-US"/>
+        </w:rPr>
+        <w:t xml:space="preserve">   </w:t>
+      </w:r>
+      <w:r>
+        <w:t>{</w:t>
+      </w:r>
+      <w:proofErr w:type="spellStart"/>
+      <w:proofErr w:type="gramEnd"/>
+      <w:r>
+        <w:t>chief</w:t>
+      </w:r>
+      <w:proofErr w:type="spellEnd"/>
+      <w:r>
+        <w:t>}</w:t>
       </w:r>
     </w:p>
     <w:p>
@@ -638,8 +776,13 @@
         <w:pStyle w:val="NormalJustificado"/>
       </w:pPr>
       <w:r>
-        <w:t>Port of registry/ Flag                     {</w:t>
-      </w:r>
+        <w:t xml:space="preserve">Port of registry/ Flag                  </w:t>
+      </w:r>
+      <w:proofErr w:type="gramStart"/>
+      <w:r>
+        <w:t xml:space="preserve">   {</w:t>
+      </w:r>
+      <w:proofErr w:type="gramEnd"/>
       <w:r>
         <w:t>flag</w:t>
       </w:r>
@@ -652,14 +795,21 @@
         <w:pStyle w:val="NormalJustificado"/>
       </w:pPr>
       <w:r>
-        <w:t>GRT                                             {</w:t>
-      </w:r>
+        <w:t xml:space="preserve">GRT                                          </w:t>
+      </w:r>
+      <w:proofErr w:type="gramStart"/>
+      <w:r>
+        <w:t xml:space="preserve">   {</w:t>
+      </w:r>
+      <w:proofErr w:type="spellStart"/>
+      <w:proofErr w:type="gramEnd"/>
       <w:r>
         <w:rPr>
           <w:lang w:val="es-CO"/>
         </w:rPr>
         <w:t>grt</w:t>
       </w:r>
+      <w:proofErr w:type="spellEnd"/>
       <w:r>
         <w:rPr>
           <w:lang w:val="es-CO"/>
@@ -672,14 +822,21 @@
         <w:pStyle w:val="NormalJustificado"/>
       </w:pPr>
       <w:r>
-        <w:t>NRT                                             {</w:t>
-      </w:r>
+        <w:t xml:space="preserve">NRT                                          </w:t>
+      </w:r>
+      <w:proofErr w:type="gramStart"/>
+      <w:r>
+        <w:t xml:space="preserve">   {</w:t>
+      </w:r>
+      <w:proofErr w:type="spellStart"/>
+      <w:proofErr w:type="gramEnd"/>
       <w:r>
         <w:rPr>
           <w:lang w:val="es-CO"/>
         </w:rPr>
         <w:t>nrt</w:t>
       </w:r>
+      <w:proofErr w:type="spellEnd"/>
       <w:r>
         <w:rPr>
           <w:lang w:val="es-CO"/>
@@ -695,14 +852,21 @@
         <w:pStyle w:val="NormalJustificado"/>
       </w:pPr>
       <w:r>
-        <w:t>IMO No                                        {</w:t>
-      </w:r>
+        <w:t xml:space="preserve">IMO No                                     </w:t>
+      </w:r>
+      <w:proofErr w:type="gramStart"/>
+      <w:r>
+        <w:t xml:space="preserve">   {</w:t>
+      </w:r>
+      <w:proofErr w:type="spellStart"/>
+      <w:proofErr w:type="gramEnd"/>
       <w:r>
         <w:rPr>
           <w:lang w:val="es-CO"/>
         </w:rPr>
         <w:t>imo</w:t>
       </w:r>
+      <w:proofErr w:type="spellEnd"/>
       <w:r>
         <w:rPr>
           <w:lang w:val="es-CO"/>
@@ -715,11 +879,21 @@
         <w:pStyle w:val="NormalJustificado"/>
       </w:pPr>
       <w:r>
-        <w:t>Year Build                                    {</w:t>
-      </w:r>
-      <w:r>
-        <w:t>year_build</w:t>
-      </w:r>
+        <w:t xml:space="preserve">Year Build                                 </w:t>
+      </w:r>
+      <w:proofErr w:type="gramStart"/>
+      <w:r>
+        <w:t xml:space="preserve">   {</w:t>
+      </w:r>
+      <w:proofErr w:type="spellStart"/>
+      <w:proofErr w:type="gramEnd"/>
+      <w:r>
+        <w:t>year_buil</w:t>
+      </w:r>
+      <w:r>
+        <w:t>t</w:t>
+      </w:r>
+      <w:proofErr w:type="spellEnd"/>
       <w:r>
         <w:t>}</w:t>
       </w:r>
@@ -739,6 +913,7 @@
           <w:lang w:val="en-US"/>
         </w:rPr>
       </w:pPr>
+      <w:proofErr w:type="gramStart"/>
       <w:r>
         <w:rPr>
           <w:b/>
@@ -747,7 +922,18 @@
           <w:u w:val="thick" w:color="3366FF"/>
           <w:lang w:val="en-US"/>
         </w:rPr>
-        <w:t xml:space="preserve">EXTRACT  TIME SHEET </w:t>
+        <w:t>EXTRACT  TIME</w:t>
+      </w:r>
+      <w:proofErr w:type="gramEnd"/>
+      <w:r>
+        <w:rPr>
+          <w:b/>
+          <w:smallCaps/>
+          <w:szCs w:val="24"/>
+          <w:u w:val="thick" w:color="3366FF"/>
+          <w:lang w:val="en-US"/>
+        </w:rPr>
+        <w:t xml:space="preserve"> SHEET </w:t>
       </w:r>
     </w:p>
     <w:p>
@@ -766,7 +952,14 @@
         <w:rPr>
           <w:lang w:val="en-US"/>
         </w:rPr>
-        <w:t xml:space="preserve">Vessel Arrived at sea buoy              </w:t>
+        <w:t xml:space="preserve">Vessel Arrived at sea buoy           </w:t>
+      </w:r>
+      <w:proofErr w:type="gramStart"/>
+      <w:r>
+        <w:rPr>
+          <w:lang w:val="en-US"/>
+        </w:rPr>
+        <w:t xml:space="preserve">   </w:t>
       </w:r>
       <w:r>
         <w:rPr>
@@ -774,6 +967,7 @@
         </w:rPr>
         <w:t>{</w:t>
       </w:r>
+      <w:proofErr w:type="gramEnd"/>
       <w:r>
         <w:rPr>
           <w:lang w:val="en-US"/>
@@ -804,6 +998,7 @@
         </w:rPr>
         <w:t>ts_hour_0</w:t>
       </w:r>
+      <w:proofErr w:type="gramStart"/>
       <w:r>
         <w:rPr>
           <w:lang w:val="en-US"/>
@@ -814,7 +1009,14 @@
         <w:rPr>
           <w:lang w:val="en-US"/>
         </w:rPr>
-        <w:t xml:space="preserve"> : </w:t>
+        <w:t xml:space="preserve"> :</w:t>
+      </w:r>
+      <w:proofErr w:type="gramEnd"/>
+      <w:r>
+        <w:rPr>
+          <w:lang w:val="en-US"/>
+        </w:rPr>
+        <w:t xml:space="preserve"> </w:t>
       </w:r>
       <w:r>
         <w:rPr>
@@ -864,7 +1066,14 @@
           <w:lang w:val="en-US"/>
         </w:rPr>
         <w:tab/>
-        <w:t xml:space="preserve">                 </w:t>
+        <w:t xml:space="preserve">              </w:t>
+      </w:r>
+      <w:proofErr w:type="gramStart"/>
+      <w:r>
+        <w:rPr>
+          <w:lang w:val="en-US"/>
+        </w:rPr>
+        <w:t xml:space="preserve">   </w:t>
       </w:r>
       <w:r>
         <w:rPr>
@@ -872,6 +1081,7 @@
         </w:rPr>
         <w:t>{</w:t>
       </w:r>
+      <w:proofErr w:type="gramEnd"/>
       <w:r>
         <w:rPr>
           <w:lang w:val="en-US"/>
@@ -902,6 +1112,7 @@
         </w:rPr>
         <w:t>ts_hour_1</w:t>
       </w:r>
+      <w:proofErr w:type="gramStart"/>
       <w:r>
         <w:rPr>
           <w:lang w:val="en-US"/>
@@ -912,7 +1123,14 @@
         <w:rPr>
           <w:lang w:val="en-US"/>
         </w:rPr>
-        <w:t xml:space="preserve"> : </w:t>
+        <w:t xml:space="preserve"> :</w:t>
+      </w:r>
+      <w:proofErr w:type="gramEnd"/>
+      <w:r>
+        <w:rPr>
+          <w:lang w:val="en-US"/>
+        </w:rPr>
+        <w:t xml:space="preserve"> </w:t>
       </w:r>
       <w:r>
         <w:rPr>
@@ -956,7 +1174,14 @@
           <w:lang w:val="en-US"/>
         </w:rPr>
         <w:lastRenderedPageBreak/>
-        <w:t xml:space="preserve">All fast                                              </w:t>
+        <w:t xml:space="preserve">All fast                                           </w:t>
+      </w:r>
+      <w:proofErr w:type="gramStart"/>
+      <w:r>
+        <w:rPr>
+          <w:lang w:val="en-US"/>
+        </w:rPr>
+        <w:t xml:space="preserve">   </w:t>
       </w:r>
       <w:r>
         <w:rPr>
@@ -964,6 +1189,7 @@
         </w:rPr>
         <w:t>{</w:t>
       </w:r>
+      <w:proofErr w:type="gramEnd"/>
       <w:r>
         <w:rPr>
           <w:lang w:val="en-US"/>
@@ -1000,6 +1226,7 @@
         </w:rPr>
         <w:t>ts_hour_2</w:t>
       </w:r>
+      <w:proofErr w:type="gramStart"/>
       <w:r>
         <w:rPr>
           <w:lang w:val="en-US"/>
@@ -1010,7 +1237,14 @@
         <w:rPr>
           <w:lang w:val="en-US"/>
         </w:rPr>
-        <w:t xml:space="preserve"> : </w:t>
+        <w:t xml:space="preserve"> :</w:t>
+      </w:r>
+      <w:proofErr w:type="gramEnd"/>
+      <w:r>
+        <w:rPr>
+          <w:lang w:val="en-US"/>
+        </w:rPr>
+        <w:t xml:space="preserve"> </w:t>
       </w:r>
       <w:r>
         <w:rPr>
@@ -1066,7 +1300,14 @@
           <w:lang w:val="en-US"/>
         </w:rPr>
         <w:tab/>
-        <w:t xml:space="preserve">                 </w:t>
+        <w:t xml:space="preserve">              </w:t>
+      </w:r>
+      <w:proofErr w:type="gramStart"/>
+      <w:r>
+        <w:rPr>
+          <w:lang w:val="en-US"/>
+        </w:rPr>
+        <w:t xml:space="preserve">   </w:t>
       </w:r>
       <w:r>
         <w:rPr>
@@ -1074,6 +1315,7 @@
         </w:rPr>
         <w:t>{</w:t>
       </w:r>
+      <w:proofErr w:type="gramEnd"/>
       <w:r>
         <w:rPr>
           <w:lang w:val="en-US"/>
@@ -1104,6 +1346,7 @@
         </w:rPr>
         <w:t>ts_hour_3</w:t>
       </w:r>
+      <w:proofErr w:type="gramStart"/>
       <w:r>
         <w:rPr>
           <w:lang w:val="en-US"/>
@@ -1114,7 +1357,14 @@
         <w:rPr>
           <w:lang w:val="en-US"/>
         </w:rPr>
-        <w:t xml:space="preserve"> : </w:t>
+        <w:t xml:space="preserve"> :</w:t>
+      </w:r>
+      <w:proofErr w:type="gramEnd"/>
+      <w:r>
+        <w:rPr>
+          <w:lang w:val="en-US"/>
+        </w:rPr>
+        <w:t xml:space="preserve"> </w:t>
       </w:r>
       <w:r>
         <w:rPr>
@@ -1157,13 +1407,28 @@
         <w:rPr>
           <w:lang w:val="en-US"/>
         </w:rPr>
-        <w:t>Supervision compleated</w:t>
-      </w:r>
-      <w:r>
-        <w:rPr>
-          <w:lang w:val="en-US"/>
-        </w:rPr>
-        <w:t xml:space="preserve">                 </w:t>
+        <w:t xml:space="preserve">Supervision </w:t>
+      </w:r>
+      <w:proofErr w:type="spellStart"/>
+      <w:r>
+        <w:rPr>
+          <w:lang w:val="en-US"/>
+        </w:rPr>
+        <w:t>compleated</w:t>
+      </w:r>
+      <w:proofErr w:type="spellEnd"/>
+      <w:r>
+        <w:rPr>
+          <w:lang w:val="en-US"/>
+        </w:rPr>
+        <w:t xml:space="preserve">                </w:t>
+      </w:r>
+      <w:proofErr w:type="gramStart"/>
+      <w:r>
+        <w:rPr>
+          <w:lang w:val="en-US"/>
+        </w:rPr>
+        <w:t xml:space="preserve"> </w:t>
       </w:r>
       <w:r>
         <w:rPr>
@@ -1177,6 +1442,7 @@
         </w:rPr>
         <w:t>{</w:t>
       </w:r>
+      <w:proofErr w:type="gramEnd"/>
       <w:r>
         <w:rPr>
           <w:lang w:val="en-US"/>
@@ -1207,6 +1473,7 @@
         </w:rPr>
         <w:t>ts_hour_4</w:t>
       </w:r>
+      <w:proofErr w:type="gramStart"/>
       <w:r>
         <w:rPr>
           <w:lang w:val="en-US"/>
@@ -1217,7 +1484,14 @@
         <w:rPr>
           <w:lang w:val="en-US"/>
         </w:rPr>
-        <w:t xml:space="preserve"> : </w:t>
+        <w:t xml:space="preserve"> :</w:t>
+      </w:r>
+      <w:proofErr w:type="gramEnd"/>
+      <w:r>
+        <w:rPr>
+          <w:lang w:val="en-US"/>
+        </w:rPr>
+        <w:t xml:space="preserve"> </w:t>
       </w:r>
       <w:r>
         <w:rPr>
@@ -1292,6 +1566,12 @@
         <w:rPr>
           <w:lang w:val="es-CO"/>
         </w:rPr>
+        <w:t>{</w:t>
+      </w:r>
+      <w:r>
+        <w:rPr>
+          <w:lang w:val="es-CO"/>
+        </w:rPr>
         <w:t>operation_summary_</w:t>
       </w:r>
       <w:r>
@@ -1299,6 +1579,12 @@
           <w:lang w:val="es-CO"/>
         </w:rPr>
         <w:t>1</w:t>
+      </w:r>
+      <w:r>
+        <w:rPr>
+          <w:lang w:val="es-CO"/>
+        </w:rPr>
+        <w:t>}</w:t>
       </w:r>
     </w:p>
     <w:p>
@@ -1313,7 +1599,19 @@
         <w:rPr>
           <w:lang w:val="es-CO"/>
         </w:rPr>
+        <w:t>{</w:t>
+      </w:r>
+      <w:r>
+        <w:rPr>
+          <w:lang w:val="es-CO"/>
+        </w:rPr>
         <w:t>operation_summary_2</w:t>
+      </w:r>
+      <w:r>
+        <w:rPr>
+          <w:lang w:val="es-CO"/>
+        </w:rPr>
+        <w:t>}</w:t>
       </w:r>
     </w:p>
     <w:p>
@@ -1328,6 +1626,12 @@
         <w:rPr>
           <w:lang w:val="es-CO"/>
         </w:rPr>
+        <w:t>{</w:t>
+      </w:r>
+      <w:r>
+        <w:rPr>
+          <w:lang w:val="es-CO"/>
+        </w:rPr>
         <w:t>operation_summary_</w:t>
       </w:r>
       <w:r>
@@ -1335,6 +1639,12 @@
           <w:lang w:val="es-CO"/>
         </w:rPr>
         <w:t>3</w:t>
+      </w:r>
+      <w:r>
+        <w:rPr>
+          <w:lang w:val="es-CO"/>
+        </w:rPr>
+        <w:t>}</w:t>
       </w:r>
     </w:p>
     <w:p>
@@ -1349,6 +1659,12 @@
         <w:rPr>
           <w:lang w:val="es-CO"/>
         </w:rPr>
+        <w:t>{</w:t>
+      </w:r>
+      <w:r>
+        <w:rPr>
+          <w:lang w:val="es-CO"/>
+        </w:rPr>
         <w:t>operation_summary_</w:t>
       </w:r>
       <w:r>
@@ -1356,6 +1672,12 @@
           <w:lang w:val="es-CO"/>
         </w:rPr>
         <w:t>4</w:t>
+      </w:r>
+      <w:r>
+        <w:rPr>
+          <w:lang w:val="es-CO"/>
+        </w:rPr>
+        <w:t>}</w:t>
       </w:r>
     </w:p>
     <w:p>
@@ -1370,6 +1692,12 @@
         <w:rPr>
           <w:lang w:val="es-CO"/>
         </w:rPr>
+        <w:t>{</w:t>
+      </w:r>
+      <w:r>
+        <w:rPr>
+          <w:lang w:val="es-CO"/>
+        </w:rPr>
         <w:t>operation_summary_</w:t>
       </w:r>
       <w:r>
@@ -1377,6 +1705,12 @@
           <w:lang w:val="es-CO"/>
         </w:rPr>
         <w:t>5</w:t>
+      </w:r>
+      <w:r>
+        <w:rPr>
+          <w:lang w:val="es-CO"/>
+        </w:rPr>
+        <w:t>}</w:t>
       </w:r>
     </w:p>
     <w:p>
@@ -1391,6 +1725,12 @@
         <w:rPr>
           <w:lang w:val="es-CO"/>
         </w:rPr>
+        <w:t>{</w:t>
+      </w:r>
+      <w:r>
+        <w:rPr>
+          <w:lang w:val="es-CO"/>
+        </w:rPr>
         <w:t>operation_summary_</w:t>
       </w:r>
       <w:r>
@@ -1398,6 +1738,12 @@
           <w:lang w:val="es-CO"/>
         </w:rPr>
         <w:t>6</w:t>
+      </w:r>
+      <w:r>
+        <w:rPr>
+          <w:lang w:val="es-CO"/>
+        </w:rPr>
+        <w:t>}</w:t>
       </w:r>
     </w:p>
     <w:p>
@@ -1412,6 +1758,12 @@
         <w:rPr>
           <w:lang w:val="es-CO"/>
         </w:rPr>
+        <w:t>{</w:t>
+      </w:r>
+      <w:r>
+        <w:rPr>
+          <w:lang w:val="es-CO"/>
+        </w:rPr>
         <w:t>operation_summary_</w:t>
       </w:r>
       <w:r>
@@ -1419,6 +1771,12 @@
           <w:lang w:val="es-CO"/>
         </w:rPr>
         <w:t>7</w:t>
+      </w:r>
+      <w:r>
+        <w:rPr>
+          <w:lang w:val="es-CO"/>
+        </w:rPr>
+        <w:t>}</w:t>
       </w:r>
     </w:p>
     <w:p>
@@ -1433,6 +1791,12 @@
         <w:rPr>
           <w:lang w:val="es-CO"/>
         </w:rPr>
+        <w:t>{</w:t>
+      </w:r>
+      <w:r>
+        <w:rPr>
+          <w:lang w:val="es-CO"/>
+        </w:rPr>
         <w:t>operation_summary_</w:t>
       </w:r>
       <w:r>
@@ -1440,6 +1804,12 @@
           <w:lang w:val="es-CO"/>
         </w:rPr>
         <w:t>8</w:t>
+      </w:r>
+      <w:r>
+        <w:rPr>
+          <w:lang w:val="es-CO"/>
+        </w:rPr>
+        <w:t>}</w:t>
       </w:r>
     </w:p>
     <w:p>
@@ -1454,6 +1824,12 @@
         <w:rPr>
           <w:lang w:val="es-CO"/>
         </w:rPr>
+        <w:t>{</w:t>
+      </w:r>
+      <w:r>
+        <w:rPr>
+          <w:lang w:val="es-CO"/>
+        </w:rPr>
         <w:t>operation_summary_</w:t>
       </w:r>
       <w:r>
@@ -1461,6 +1837,12 @@
           <w:lang w:val="es-CO"/>
         </w:rPr>
         <w:t>9</w:t>
+      </w:r>
+      <w:r>
+        <w:rPr>
+          <w:lang w:val="es-CO"/>
+        </w:rPr>
+        <w:t>}</w:t>
       </w:r>
     </w:p>
     <w:p>
@@ -1475,6 +1857,12 @@
         <w:rPr>
           <w:lang w:val="es-CO"/>
         </w:rPr>
+        <w:t>{</w:t>
+      </w:r>
+      <w:r>
+        <w:rPr>
+          <w:lang w:val="es-CO"/>
+        </w:rPr>
         <w:t>operation_summary_</w:t>
       </w:r>
       <w:r>
@@ -1482,6 +1870,12 @@
           <w:lang w:val="es-CO"/>
         </w:rPr>
         <w:t>10</w:t>
+      </w:r>
+      <w:r>
+        <w:rPr>
+          <w:lang w:val="es-CO"/>
+        </w:rPr>
+        <w:t>}</w:t>
       </w:r>
     </w:p>
     <w:p>
@@ -1496,6 +1890,12 @@
         <w:rPr>
           <w:lang w:val="es-CO"/>
         </w:rPr>
+        <w:t>{</w:t>
+      </w:r>
+      <w:r>
+        <w:rPr>
+          <w:lang w:val="es-CO"/>
+        </w:rPr>
         <w:t>operation_summary_</w:t>
       </w:r>
       <w:r>
@@ -1503,6 +1903,12 @@
           <w:lang w:val="es-CO"/>
         </w:rPr>
         <w:t>11</w:t>
+      </w:r>
+      <w:r>
+        <w:rPr>
+          <w:lang w:val="es-CO"/>
+        </w:rPr>
+        <w:t>}</w:t>
       </w:r>
     </w:p>
     <w:p>
@@ -1517,6 +1923,12 @@
         <w:rPr>
           <w:lang w:val="es-CO"/>
         </w:rPr>
+        <w:t>{</w:t>
+      </w:r>
+      <w:r>
+        <w:rPr>
+          <w:lang w:val="es-CO"/>
+        </w:rPr>
         <w:t>operation_summary_</w:t>
       </w:r>
       <w:r>
@@ -1524,6 +1936,12 @@
           <w:lang w:val="es-CO"/>
         </w:rPr>
         <w:t>12</w:t>
+      </w:r>
+      <w:r>
+        <w:rPr>
+          <w:lang w:val="es-CO"/>
+        </w:rPr>
+        <w:t>}</w:t>
       </w:r>
     </w:p>
     <w:p>
@@ -1538,6 +1956,12 @@
         <w:rPr>
           <w:lang w:val="es-CO"/>
         </w:rPr>
+        <w:t>{</w:t>
+      </w:r>
+      <w:r>
+        <w:rPr>
+          <w:lang w:val="es-CO"/>
+        </w:rPr>
         <w:t>operation_summary_</w:t>
       </w:r>
       <w:r>
@@ -1545,6 +1969,12 @@
           <w:lang w:val="es-CO"/>
         </w:rPr>
         <w:t>13</w:t>
+      </w:r>
+      <w:r>
+        <w:rPr>
+          <w:lang w:val="es-CO"/>
+        </w:rPr>
+        <w:t>}</w:t>
       </w:r>
     </w:p>
     <w:p>
@@ -1559,6 +1989,12 @@
         <w:rPr>
           <w:lang w:val="es-CO"/>
         </w:rPr>
+        <w:t>{</w:t>
+      </w:r>
+      <w:r>
+        <w:rPr>
+          <w:lang w:val="es-CO"/>
+        </w:rPr>
         <w:t>operation_summary_</w:t>
       </w:r>
       <w:r>
@@ -1566,6 +2002,12 @@
           <w:lang w:val="es-CO"/>
         </w:rPr>
         <w:t>14</w:t>
+      </w:r>
+      <w:r>
+        <w:rPr>
+          <w:lang w:val="es-CO"/>
+        </w:rPr>
+        <w:t>}</w:t>
       </w:r>
     </w:p>
     <w:p>
@@ -1580,6 +2022,12 @@
         <w:rPr>
           <w:lang w:val="es-CO"/>
         </w:rPr>
+        <w:t>{</w:t>
+      </w:r>
+      <w:r>
+        <w:rPr>
+          <w:lang w:val="es-CO"/>
+        </w:rPr>
         <w:t>operation_summary_</w:t>
       </w:r>
       <w:r>
@@ -1588,6 +2036,22 @@
         </w:rPr>
         <w:t>15</w:t>
       </w:r>
+      <w:r>
+        <w:rPr>
+          <w:lang w:val="es-CO"/>
+        </w:rPr>
+        <w:t>}</w:t>
+      </w:r>
+    </w:p>
+    <w:p>
+      <w:pPr>
+        <w:pStyle w:val="NormalJustificado"/>
+        <w:numPr>
+          <w:ilvl w:val="0"/>
+          <w:numId w:val="0"/>
+        </w:numPr>
+        <w:ind w:left="1418"/>
+      </w:pPr>
     </w:p>
     <w:p>
       <w:pPr>
@@ -1882,6 +2346,7 @@
           <w:u w:color="0000FF"/>
           <w:lang w:val="es-CO"/>
         </w:rPr>
+        <w:lastRenderedPageBreak/>
         <w:t>{remarks_</w:t>
       </w:r>
       <w:r>
@@ -1918,7 +2383,6 @@
           <w:u w:color="0000FF"/>
           <w:lang w:val="es-CO"/>
         </w:rPr>
-        <w:lastRenderedPageBreak/>
         <w:t>{remarks_</w:t>
       </w:r>
       <w:r>
@@ -2585,7 +3049,23 @@
           <w:b/>
           <w:lang w:val="en-US"/>
         </w:rPr>
-        <w:t>THIS BONAFIDE REPORT IS ISSUED WITHOUT PREJUDICE AND IS FOR THE BENEFIT OF WHOM IT MAY CONCERN, AND WE RESERVE OUR RIGHT TO AMEND AND/OR EXTEND THIS REPORT SHOULD NEW INFORMATION COME TO OUR KNOWLEDGE</w:t>
+        <w:t xml:space="preserve">THIS BONAFIDE REPORT </w:t>
+      </w:r>
+      <w:proofErr w:type="gramStart"/>
+      <w:r>
+        <w:rPr>
+          <w:b/>
+          <w:lang w:val="en-US"/>
+        </w:rPr>
+        <w:t>IS ISSUED</w:t>
+      </w:r>
+      <w:proofErr w:type="gramEnd"/>
+      <w:r>
+        <w:rPr>
+          <w:b/>
+          <w:lang w:val="en-US"/>
+        </w:rPr>
+        <w:t xml:space="preserve"> WITHOUT PREJUDICE AND IS FOR THE BENEFIT OF WHOM IT MAY CONCERN, AND WE RESERVE OUR RIGHT TO AMEND AND/OR EXTEND THIS REPORT SHOULD NEW INFORMATION COME TO OUR KNOWLEDGE</w:t>
       </w:r>
     </w:p>
     <w:p>
@@ -2764,8 +3244,11 @@
         <w:pStyle w:val="NormalJustificado"/>
       </w:pPr>
       <w:r>
-        <w:lastRenderedPageBreak/>
-        <w:t>Link picture:</w:t>
+        <w:t xml:space="preserve">Link </w:t>
+      </w:r>
+      <w:proofErr w:type="gramStart"/>
+      <w:r>
+        <w:t>picture:</w:t>
       </w:r>
       <w:r>
         <w:t xml:space="preserve"> </w:t>
@@ -2774,7 +3257,22 @@
         <w:rPr>
           <w:lang w:val="es-CO"/>
         </w:rPr>
-        <w:t>{link_picture}</w:t>
+        <w:t>{</w:t>
+      </w:r>
+      <w:proofErr w:type="spellStart"/>
+      <w:proofErr w:type="gramEnd"/>
+      <w:r>
+        <w:rPr>
+          <w:lang w:val="es-CO"/>
+        </w:rPr>
+        <w:t>link_picture</w:t>
+      </w:r>
+      <w:proofErr w:type="spellEnd"/>
+      <w:r>
+        <w:rPr>
+          <w:lang w:val="es-CO"/>
+        </w:rPr>
+        <w:t>}</w:t>
       </w:r>
     </w:p>
     <w:p>
@@ -3157,7 +3655,25 @@
         <w:sz w:val="12"/>
         <w:lang w:val="en-US"/>
       </w:rPr>
-      <w:t>{report_number}</w:t>
+      <w:t>{</w:t>
+    </w:r>
+    <w:proofErr w:type="spellStart"/>
+    <w:r>
+      <w:rPr>
+        <w:color w:val="000000"/>
+        <w:sz w:val="12"/>
+        <w:lang w:val="en-US"/>
+      </w:rPr>
+      <w:t>report_number</w:t>
+    </w:r>
+    <w:proofErr w:type="spellEnd"/>
+    <w:r>
+      <w:rPr>
+        <w:color w:val="000000"/>
+        <w:sz w:val="12"/>
+        <w:lang w:val="en-US"/>
+      </w:rPr>
+      <w:t>}</w:t>
     </w:r>
     <w:r>
       <w:rPr>
@@ -3189,7 +3705,16 @@
         <w:sz w:val="12"/>
         <w:lang w:val="en-US"/>
       </w:rPr>
-      <w:t xml:space="preserve">{vessel} </w:t>
+      <w:t>{</w:t>
+    </w:r>
+    <w:proofErr w:type="gramStart"/>
+    <w:r>
+      <w:rPr>
+        <w:color w:val="000000"/>
+        <w:sz w:val="12"/>
+        <w:lang w:val="en-US"/>
+      </w:rPr>
+      <w:t xml:space="preserve">vessel} </w:t>
     </w:r>
     <w:r>
       <w:rPr>
@@ -3205,7 +3730,16 @@
         <w:sz w:val="12"/>
         <w:lang w:val="en-US"/>
       </w:rPr>
-      <w:t>{operation}</w:t>
+      <w:t>{</w:t>
+    </w:r>
+    <w:proofErr w:type="gramEnd"/>
+    <w:r>
+      <w:rPr>
+        <w:color w:val="000000"/>
+        <w:sz w:val="12"/>
+        <w:lang w:val="en-US"/>
+      </w:rPr>
+      <w:t>operation}</w:t>
     </w:r>
     <w:r>
       <w:rPr>
@@ -3452,8 +3986,24 @@
           </w14:srgbClr>
         </w14:shadow>
       </w:rPr>
-      <w:t>CERT Nº</w:t>
+      <w:t xml:space="preserve">CERT </w:t>
     </w:r>
+    <w:proofErr w:type="spellStart"/>
+    <w:r>
+      <w:rPr>
+        <w:b/>
+        <w:color w:val="0000FF"/>
+        <w:spacing w:val="22"/>
+        <w:sz w:val="20"/>
+        <w14:shadow w14:blurRad="50800" w14:dist="38100" w14:dir="2700000" w14:sx="100000" w14:sy="100000" w14:kx="0" w14:ky="0" w14:algn="tl">
+          <w14:srgbClr w14:val="000000">
+            <w14:alpha w14:val="60000"/>
+          </w14:srgbClr>
+        </w14:shadow>
+      </w:rPr>
+      <w:t>Nº</w:t>
+    </w:r>
+    <w:proofErr w:type="spellEnd"/>
     <w:r>
       <w:t xml:space="preserve"> </w:t>
     </w:r>
@@ -3469,7 +4019,37 @@
           </w14:srgbClr>
         </w14:shadow>
       </w:rPr>
-      <w:t>{report_number}</w:t>
+      <w:t>{</w:t>
+    </w:r>
+    <w:proofErr w:type="spellStart"/>
+    <w:r>
+      <w:rPr>
+        <w:b/>
+        <w:color w:val="000000"/>
+        <w:spacing w:val="22"/>
+        <w:sz w:val="20"/>
+        <w14:shadow w14:blurRad="50800" w14:dist="38100" w14:dir="2700000" w14:sx="100000" w14:sy="100000" w14:kx="0" w14:ky="0" w14:algn="tl">
+          <w14:srgbClr w14:val="000000">
+            <w14:alpha w14:val="60000"/>
+          </w14:srgbClr>
+        </w14:shadow>
+      </w:rPr>
+      <w:t>report_number</w:t>
+    </w:r>
+    <w:proofErr w:type="spellEnd"/>
+    <w:r>
+      <w:rPr>
+        <w:b/>
+        <w:color w:val="000000"/>
+        <w:spacing w:val="22"/>
+        <w:sz w:val="20"/>
+        <w14:shadow w14:blurRad="50800" w14:dist="38100" w14:dir="2700000" w14:sx="100000" w14:sy="100000" w14:kx="0" w14:ky="0" w14:algn="tl">
+          <w14:srgbClr w14:val="000000">
+            <w14:alpha w14:val="60000"/>
+          </w14:srgbClr>
+        </w14:shadow>
+      </w:rPr>
+      <w:t>}</w:t>
     </w:r>
     <w:r>
       <w:rPr>
@@ -6566,6 +7146,7 @@
   <w:style w:type="character" w:default="1" w:styleId="DefaultParagraphFont">
     <w:name w:val="Default Paragraph Font"/>
     <w:uiPriority w:val="1"/>
+    <w:semiHidden/>
     <w:unhideWhenUsed/>
   </w:style>
   <w:style w:type="table" w:default="1" w:styleId="TableNormal">

--- a/backend_api/templates/port_captancy_template.docx
+++ b/backend_api/templates/port_captancy_template.docx
@@ -3664,7 +3664,16 @@
         <w:sz w:val="12"/>
         <w:lang w:val="en-US"/>
       </w:rPr>
-      <w:t>report_number</w:t>
+      <w:t>report_</w:t>
+    </w:r>
+    <w:proofErr w:type="gramStart"/>
+    <w:r>
+      <w:rPr>
+        <w:color w:val="000000"/>
+        <w:sz w:val="12"/>
+        <w:lang w:val="en-US"/>
+      </w:rPr>
+      <w:t>number</w:t>
     </w:r>
     <w:proofErr w:type="spellEnd"/>
     <w:r>
@@ -3689,14 +3698,6 @@
         <w:sz w:val="12"/>
         <w:lang w:val="en-GB"/>
       </w:rPr>
-      <w:t>MV</w:t>
-    </w:r>
-    <w:r>
-      <w:rPr>
-        <w:color w:val="000000"/>
-        <w:sz w:val="12"/>
-        <w:lang w:val="en-GB"/>
-      </w:rPr>
       <w:t xml:space="preserve"> </w:t>
     </w:r>
     <w:r>
@@ -3705,16 +3706,7 @@
         <w:sz w:val="12"/>
         <w:lang w:val="en-US"/>
       </w:rPr>
-      <w:t>{</w:t>
-    </w:r>
-    <w:proofErr w:type="gramStart"/>
-    <w:r>
-      <w:rPr>
-        <w:color w:val="000000"/>
-        <w:sz w:val="12"/>
-        <w:lang w:val="en-US"/>
-      </w:rPr>
-      <w:t xml:space="preserve">vessel} </w:t>
+      <w:t xml:space="preserve">{vessel} </w:t>
     </w:r>
     <w:r>
       <w:rPr>
